--- a/data/human_paras/human_para_176.docx
+++ b/data/human_paras/human_para_176.docx
@@ -4,7 +4,7 @@
   <w:body>
     <w:p>
       <w:r>
-        <w:t>Social media is used by organizations these days, but even with the accessible information, there are still various controllable and uncontrollable factors that are still obstructing the decline of Sudden Death Infant Syndrome (SIDS). These factors are limiting beliefs, genetic differences, and exposure to smoke. Addressing these factors may therefore further reduce the mortality rate of the syndrome.</w:t>
+        <w:t>Moreover, 40% of cases of SIDS also found an association between it and abnormalities of 5-hydroxytryptamine, 5-HT, also known as serotonin. It was reported in a study that 5-HT levels are elevated in 31% of the cases of SIDS which was significantly higher compared to the two standard deviations above the mean of control which consequently explaining that a significant set of cases of SIDS had and increased levels 5-HT (Ref-f733400). Lastly, the nicotine concentration of infants who died due to SIDS was larger compared to infants who did not die due to the syndrome. (Ref-f733400). Moreover, exposure to cigarette smoke showed changes to the GFI1 expression which are understood to be linked with SIDS (Ref-f733400). Uncontrollable factors, therefore, contribute to SIDS mortality rate.</w:t>
       </w:r>
     </w:p>
     <w:sectPr>
